--- a/docs/rapport/Rapport CRM Nièvre et Hermes360.docx
+++ b/docs/rapport/Rapport CRM Nièvre et Hermes360.docx
@@ -151,7 +151,7 @@
         <w:t xml:space="preserve">Pour y accéder</w:t>
       </w:r>
       <w:r>
-        <w:t xml:space="preserve">, chaque associé se connecte avec son compte Google. Son adresse doit avoir été autorisée une fois par l’administrateur, dans les réglages de la base.</w:t>
+        <w:t xml:space="preserve">, chaque associé se connecte avec son compte Google (un compte Google peut être créé avec une adresse non Gmail). Son adresse doit avoir été autorisée une fois par l’administrateur, dans les réglages de la base.</w:t>
       </w:r>
     </w:p>
     <w:p>
@@ -217,7 +217,7 @@
         <w:t xml:space="preserve"> </w:t>
       </w:r>
       <w:r>
-        <w:t xml:space="preserve">(nouvelles données, nouvelle version) : bouton « Mettre à jour », puis les trois fichiers du dépôt ; le suivi des appels n’est pas touché.</w:t>
+        <w:t xml:space="preserve">(nouvelles données, nouvelle version) : le propriétaire clique sur « Mettre à jour », puis choisit les fichiers du dépôt ; le suivi des appels n’est pas touché. Les autres associés ne peuvent pas modifier le CRM lui-même.</w:t>
       </w:r>
     </w:p>
     <w:p>
